--- a/doc/使用说明_V1.9.docx
+++ b/doc/使用说明_V1.9.docx
@@ -5044,7 +5044,7 @@
                 <w:color w:val="2C2C2A"/>
                 <w:sz w:val="19"/>
               </w:rPr>
-              <w:t>只显示选项个数，判断题/填空题/问答题显示 `-`</w:t>
+              <w:t>显示选项内容摘要（`A. 自来水 B. 软化水 …`），超长省略、鼠标悬停看全文；判断题/填空题/问答题显示 `-`</w:t>
             </w:r>
           </w:p>
         </w:tc>
